--- a/docs/semanarios/2026-09/semanario-ricardo-palhares-2026-09-07-a-11-semana-b.docx
+++ b/docs/semanarios/2026-09/semanario-ricardo-palhares-2026-09-07-a-11-semana-b.docx
@@ -1176,6 +1176,20 @@
     <w:bookmarkStart w:id="13" w:name="ºa-1009-08550920-e-10051055"/>
     <w:p>
       <w:pPr>
+        <w:pStyle w:val="Heading4"/>
+      </w:pPr>
+      <w:r>
+        <w:t>Resumo do Encontro</w:t>
+      </w:r>
+    </w:p>
+    <w:p>
+      <w:pPr/>
+      <w:r>
+        <w:t>Mensagem de rotina para as famílias: Hoje a turma construiu e testou um hodômetro, instrumento que mede distâncias a partir do movimento das rodas. As crianças montaram o modelo, realizaram medições, compararam os resultados com a trena e registraram o que descobriram durante os testes. A atividade aproximou conceitos de medida, movimento e resolução de problemas.</w:t>
+      </w:r>
+    </w:p>
+    <w:p>
+      <w:pPr>
         <w:pStyle w:val="Heading3"/>
       </w:pPr>
       <w:r>
@@ -1430,6 +1444,20 @@
     <w:bookmarkStart w:id="14" w:name="ºc-0909-14351545"/>
     <w:p>
       <w:pPr>
+        <w:pStyle w:val="Heading4"/>
+      </w:pPr>
+      <w:r>
+        <w:t>Resumo do Encontro</w:t>
+      </w:r>
+    </w:p>
+    <w:p>
+      <w:pPr/>
+      <w:r>
+        <w:t>Mensagem de rotina para as famílias: Hoje a turma programou o Matata em uma narrativa de robótica. As crianças imaginaram a história, organizaram uma sequência de comandos, testaram o percurso do robô e corrigiram o que foi necessário para a narrativa acontecer. A proposta desenvolveu pensamento computacional, criatividade e colaboração.</w:t>
+      </w:r>
+    </w:p>
+    <w:p>
+      <w:pPr>
         <w:pStyle w:val="Heading3"/>
       </w:pPr>
       <w:r>
@@ -1624,6 +1652,20 @@
     <w:bookmarkStart w:id="15" w:name="ºb-1009-07150855"/>
     <w:p>
       <w:pPr>
+        <w:pStyle w:val="Heading4"/>
+      </w:pPr>
+      <w:r>
+        <w:t>Resumo do Encontro</w:t>
+      </w:r>
+    </w:p>
+    <w:p>
+      <w:pPr/>
+      <w:r>
+        <w:t>Mensagem de rotina para as famílias: Hoje realizamos uma retomada dos conhecimentos que servirão de base para o estudo do sistema respiratório. As crianças conversaram sobre o que já sabiam, registraram ideias e organizaram perguntas para as próximas investigações. Essa etapa prepara a turma para compreender, com mais segurança, o funcionamento do nosso corpo.</w:t>
+      </w:r>
+    </w:p>
+    <w:p>
+      <w:pPr>
         <w:pStyle w:val="Heading3"/>
       </w:pPr>
       <w:r>
@@ -1866,6 +1908,20 @@
     <w:bookmarkStart w:id="16" w:name="ºa-1009-10551145"/>
     <w:p>
       <w:pPr>
+        <w:pStyle w:val="Heading4"/>
+      </w:pPr>
+      <w:r>
+        <w:t>Resumo do Encontro</w:t>
+      </w:r>
+    </w:p>
+    <w:p>
+      <w:pPr/>
+      <w:r>
+        <w:t>Mensagem de rotina para as famílias: Hoje a turma explorou as cores presentes na natureza e na arte. As crianças observaram referências, conversaram sobre combinações e contrastes e fizeram escolhas de cor em suas criações. Ao compartilhar as produções, puderam explicar suas ideias e valorizar diferentes formas de olhar para o mundo.</w:t>
+      </w:r>
+    </w:p>
+    <w:p>
+      <w:pPr>
         <w:pStyle w:val="Heading3"/>
       </w:pPr>
       <w:r>
@@ -2085,6 +2141,20 @@
     <w:bookmarkStart w:id="17" w:name="ºd-0909-15451725"/>
     <w:p>
       <w:pPr>
+        <w:pStyle w:val="Heading4"/>
+      </w:pPr>
+      <w:r>
+        <w:t>Resumo do Encontro</w:t>
+      </w:r>
+    </w:p>
+    <w:p>
+      <w:pPr/>
+      <w:r>
+        <w:t>Mensagem de rotina para as famílias: Hoje a turma construiu e testou um hodômetro, instrumento que mede distâncias a partir do movimento das rodas. As crianças montaram o modelo, realizaram medições, compararam os resultados com a trena e registraram o que descobriram durante os testes. A atividade aproximou conceitos de medida, movimento e resolução de problemas.</w:t>
+      </w:r>
+    </w:p>
+    <w:p>
+      <w:pPr>
         <w:pStyle w:val="Heading3"/>
       </w:pPr>
       <w:r>
@@ -2354,6 +2424,21 @@
     <w:bookmarkEnd w:id="17"/>
     <w:bookmarkEnd w:id="18"/>
     <w:bookmarkEnd w:id="19"/>
+    <w:p>
+      <w:pPr>
+        <w:pStyle w:val="Heading4"/>
+      </w:pPr>
+      <w:r>
+        <w:t>Resumo do Encontro</w:t>
+      </w:r>
+    </w:p>
+    <w:p>
+      <w:pPr/>
+      <w:r>
+        <w:t>Mensagem de rotina para as famílias: Hoje a turma construiu e testou um hodômetro, instrumento que mede distâncias a partir do movimento das rodas. As crianças montaram o modelo, realizaram medições, compararam os resultados com a trena e registraram o que descobriram durante os testes. A atividade aproximou conceitos de medida, movimento e resolução de problemas.</w:t>
+      </w:r>
+    </w:p>
+    <w:p/>
     <w:sectPr>
       <w:footnotePr>
         <w:numRestart w:val="eachSect"/>
